--- a/TestStartDP/wwwroot/Resource/Тестове/ЗПУ/ЗПУ Тест 2.docx
+++ b/TestStartDP/wwwroot/Resource/Тестове/ЗПУ/ЗПУ Тест 2.docx
@@ -1,7 +1,81 @@
 
 <file path=word/document.xml><?xml version="1.0" encoding="utf-8"?>
-<w:document xmlns:wpc="http://schemas.microsoft.com/office/word/2010/wordprocessingCanvas" xmlns:cx="http://schemas.microsoft.com/office/drawing/2014/chartex" xmlns:mc="http://schemas.openxmlformats.org/markup-compatibility/2006" xmlns:o="urn:schemas-microsoft-com:office:office" xmlns:r="http://schemas.openxmlformats.org/officeDocument/2006/relationships" xmlns:m="http://schemas.openxmlformats.org/officeDocument/2006/math" xmlns:v="urn:schemas-microsoft-com:vml" xmlns:wp14="http://schemas.microsoft.com/office/word/2010/wordprocessingDrawing" xmlns:wp="http://schemas.openxmlformats.org/drawingml/2006/wordprocessingDrawing" xmlns:w10="urn:schemas-microsoft-com:office:word" xmlns:w="http://schemas.openxmlformats.org/wordprocessingml/2006/main" xmlns:w14="http://schemas.microsoft.com/office/word/2010/wordml" xmlns:w15="http://schemas.microsoft.com/office/word/2012/wordml" xmlns:w16se="http://schemas.microsoft.com/office/word/2015/wordml/symex" xmlns:wpg="http://schemas.microsoft.com/office/word/2010/wordprocessingGroup" xmlns:wpi="http://schemas.microsoft.com/office/word/2010/wordprocessingInk" xmlns:wne="http://schemas.microsoft.com/office/word/2006/wordml" xmlns:wps="http://schemas.microsoft.com/office/word/2010/wordprocessingShape" mc:Ignorable="w14 w15 w16se wp14">
+<w:document xmlns:wpc="http://schemas.microsoft.com/office/word/2010/wordprocessingCanvas" xmlns:cx="http://schemas.microsoft.com/office/drawing/2014/chartex" xmlns:cx1="http://schemas.microsoft.com/office/drawing/2015/9/8/chartex" xmlns:cx2="http://schemas.microsoft.com/office/drawing/2015/10/21/chartex" xmlns:cx3="http://schemas.microsoft.com/office/drawing/2016/5/9/chartex" xmlns:cx4="http://schemas.microsoft.com/office/drawing/2016/5/10/chartex" xmlns:cx5="http://schemas.microsoft.com/office/drawing/2016/5/11/chartex" xmlns:cx6="http://schemas.microsoft.com/office/drawing/2016/5/12/chartex" xmlns:cx7="http://schemas.microsoft.com/office/drawing/2016/5/13/chartex" xmlns:cx8="http://schemas.microsoft.com/office/drawing/2016/5/14/chartex" xmlns:mc="http://schemas.openxmlformats.org/markup-compatibility/2006" xmlns:aink="http://schemas.microsoft.com/office/drawing/2016/ink" xmlns:am3d="http://schemas.microsoft.com/office/drawing/2017/model3d" xmlns:o="urn:schemas-microsoft-com:office:office" xmlns:oel="http://schemas.microsoft.com/office/2019/extlst" xmlns:r="http://schemas.openxmlformats.org/officeDocument/2006/relationships" xmlns:m="http://schemas.openxmlformats.org/officeDocument/2006/math" xmlns:v="urn:schemas-microsoft-com:vml" xmlns:wp14="http://schemas.microsoft.com/office/word/2010/wordprocessingDrawing" xmlns:wp="http://schemas.openxmlformats.org/drawingml/2006/wordprocessingDrawing" xmlns:w10="urn:schemas-microsoft-com:office:word" xmlns:w="http://schemas.openxmlformats.org/wordprocessingml/2006/main" xmlns:w14="http://schemas.microsoft.com/office/word/2010/wordml" xmlns:w15="http://schemas.microsoft.com/office/word/2012/wordml" xmlns:w16cex="http://schemas.microsoft.com/office/word/2018/wordml/cex" xmlns:w16cid="http://schemas.microsoft.com/office/word/2016/wordml/cid" xmlns:w16="http://schemas.microsoft.com/office/word/2018/wordml" xmlns:w16sdtdh="http://schemas.microsoft.com/office/word/2020/wordml/sdtdatahash" xmlns:w16se="http://schemas.microsoft.com/office/word/2015/wordml/symex" xmlns:wpg="http://schemas.microsoft.com/office/word/2010/wordprocessingGroup" xmlns:wpi="http://schemas.microsoft.com/office/word/2010/wordprocessingInk" xmlns:wne="http://schemas.microsoft.com/office/word/2006/wordml" xmlns:wps="http://schemas.microsoft.com/office/word/2010/wordprocessingShape" mc:Ignorable="w14 w15 w16se w16cid w16 w16cex w16sdtdh wp14">
   <w:body>
+    <w:p>
+      <w:pPr>
+        <w:pStyle w:val="2"/>
+        <w:pBdr>
+          <w:bottom w:val="thinThickSmallGap" w:sz="24" w:space="1" w:color="auto"/>
+        </w:pBdr>
+        <w:spacing w:line="360" w:lineRule="auto"/>
+        <w:ind w:right="-666" w:hanging="284"/>
+        <w:rPr>
+          <w:sz w:val="20"/>
+          <w:u w:val="none"/>
+          <w:lang w:val="ru-RU"/>
+        </w:rPr>
+      </w:pPr>
+      <w:r>
+        <w:rPr>
+          <w:sz w:val="20"/>
+          <w:u w:val="none"/>
+        </w:rPr>
+        <w:t>СОФИЙСКА ПРОФЕСИОНАЛНА ГИМНАЗИЯ ПО ЕЛЕКТРОНИКА “ДЖОН  АТАНАСОВ” - СОФИЯ</w:t>
+      </w:r>
+    </w:p>
+    <w:p>
+      <w:pPr>
+        <w:spacing w:after="0"/>
+        <w:jc w:val="center"/>
+        <w:rPr>
+          <w:rFonts w:ascii="Times New Roman" w:hAnsi="Times New Roman"/>
+          <w:b/>
+          <w:sz w:val="28"/>
+          <w:szCs w:val="28"/>
+        </w:rPr>
+      </w:pPr>
+    </w:p>
+    <w:p>
+      <w:pPr>
+        <w:spacing w:after="0"/>
+        <w:jc w:val="center"/>
+        <w:rPr>
+          <w:rFonts w:ascii="Times New Roman" w:hAnsi="Times New Roman"/>
+          <w:b/>
+          <w:sz w:val="28"/>
+          <w:szCs w:val="28"/>
+        </w:rPr>
+      </w:pPr>
+      <w:r>
+        <w:rPr>
+          <w:rFonts w:ascii="Times New Roman" w:hAnsi="Times New Roman"/>
+          <w:b/>
+          <w:sz w:val="28"/>
+          <w:szCs w:val="28"/>
+        </w:rPr>
+        <w:t xml:space="preserve">Запомнящи Периферни Устройства тест </w:t>
+      </w:r>
+      <w:r>
+        <w:rPr>
+          <w:rFonts w:ascii="Times New Roman" w:hAnsi="Times New Roman"/>
+          <w:b/>
+          <w:sz w:val="28"/>
+          <w:szCs w:val="28"/>
+          <w:lang w:val="en-US"/>
+        </w:rPr>
+        <w:t>2</w:t>
+      </w:r>
+      <w:r>
+        <w:rPr>
+          <w:rFonts w:ascii="Times New Roman" w:hAnsi="Times New Roman"/>
+          <w:b/>
+          <w:sz w:val="28"/>
+          <w:szCs w:val="28"/>
+        </w:rPr>
+        <w:t xml:space="preserve"> </w:t>
+      </w:r>
+    </w:p>
     <w:p>
       <w:pPr>
         <w:rPr>
@@ -10,577 +84,931 @@
         </w:rPr>
       </w:pPr>
       <w:r>
-        <w:t xml:space="preserve">                                            </w:t>
-      </w:r>
-      <w:r>
-        <w:rPr>
-          <w:lang w:val="en-US"/>
-        </w:rPr>
-        <w:t xml:space="preserve"> </w:t>
-      </w:r>
-      <w:r>
-        <w:rPr>
-          <w:sz w:val="44"/>
-          <w:szCs w:val="44"/>
-        </w:rPr>
-        <w:t>КОНТРОЛЕН ТЕСТ по ЗПУ</w:t>
-      </w:r>
-      <w:r>
-        <w:rPr>
-          <w:sz w:val="44"/>
-          <w:szCs w:val="44"/>
-        </w:rPr>
-        <w:t xml:space="preserve"> – 11клас</w:t>
+        <w:t xml:space="preserve">                                       </w:t>
       </w:r>
     </w:p>
+    <w:tbl>
+      <w:tblPr>
+        <w:tblW w:w="9450" w:type="dxa"/>
+        <w:tblInd w:w="18" w:type="dxa"/>
+        <w:tblBorders>
+          <w:top w:val="single" w:sz="4" w:space="0" w:color="auto"/>
+          <w:left w:val="single" w:sz="4" w:space="0" w:color="auto"/>
+          <w:bottom w:val="single" w:sz="4" w:space="0" w:color="auto"/>
+          <w:right w:val="single" w:sz="4" w:space="0" w:color="auto"/>
+          <w:insideH w:val="single" w:sz="4" w:space="0" w:color="auto"/>
+          <w:insideV w:val="single" w:sz="4" w:space="0" w:color="auto"/>
+        </w:tblBorders>
+        <w:tblCellMar>
+          <w:left w:w="70" w:type="dxa"/>
+          <w:right w:w="70" w:type="dxa"/>
+        </w:tblCellMar>
+        <w:tblLook w:val="0000" w:firstRow="0" w:lastRow="0" w:firstColumn="0" w:lastColumn="0" w:noHBand="0" w:noVBand="0"/>
+      </w:tblPr>
+      <w:tblGrid>
+        <w:gridCol w:w="686"/>
+        <w:gridCol w:w="6170"/>
+        <w:gridCol w:w="1418"/>
+        <w:gridCol w:w="1176"/>
+      </w:tblGrid>
+      <w:tr>
+        <w:trPr>
+          <w:trHeight w:val="548"/>
+        </w:trPr>
+        <w:tc>
+          <w:tcPr>
+            <w:tcW w:w="686" w:type="dxa"/>
+          </w:tcPr>
+          <w:p>
+            <w:pPr>
+              <w:spacing w:after="0"/>
+            </w:pPr>
+          </w:p>
+          <w:p>
+            <w:pPr>
+              <w:spacing w:after="0"/>
+            </w:pPr>
+            <w:r>
+              <w:t xml:space="preserve">  </w:t>
+            </w:r>
+            <w:r>
+              <w:t xml:space="preserve"> №</w:t>
+            </w:r>
+          </w:p>
+        </w:tc>
+        <w:tc>
+          <w:tcPr>
+            <w:tcW w:w="6170" w:type="dxa"/>
+          </w:tcPr>
+          <w:p>
+            <w:pPr>
+              <w:spacing w:after="0"/>
+            </w:pPr>
+          </w:p>
+          <w:p>
+            <w:pPr>
+              <w:spacing w:after="0"/>
+            </w:pPr>
+            <w:r>
+              <w:t xml:space="preserve">     </w:t>
+            </w:r>
+            <w:r>
+              <w:t xml:space="preserve">                    </w:t>
+            </w:r>
+            <w:r>
+              <w:t>задача</w:t>
+            </w:r>
+          </w:p>
+        </w:tc>
+        <w:tc>
+          <w:tcPr>
+            <w:tcW w:w="1418" w:type="dxa"/>
+          </w:tcPr>
+          <w:p>
+            <w:pPr>
+              <w:spacing w:after="0"/>
+            </w:pPr>
+          </w:p>
+          <w:p>
+            <w:pPr>
+              <w:spacing w:after="0"/>
+            </w:pPr>
+            <w:r>
+              <w:t xml:space="preserve"> Брой точки</w:t>
+            </w:r>
+          </w:p>
+        </w:tc>
+        <w:tc>
+          <w:tcPr>
+            <w:tcW w:w="1176" w:type="dxa"/>
+          </w:tcPr>
+          <w:p>
+            <w:pPr>
+              <w:spacing w:after="0"/>
+            </w:pPr>
+          </w:p>
+          <w:p>
+            <w:pPr>
+              <w:spacing w:after="0"/>
+            </w:pPr>
+            <w:r>
+              <w:t xml:space="preserve">Получени      </w:t>
+            </w:r>
+          </w:p>
+        </w:tc>
+      </w:tr>
+      <w:tr>
+        <w:trPr>
+          <w:trHeight w:val="631"/>
+        </w:trPr>
+        <w:tc>
+          <w:tcPr>
+            <w:tcW w:w="686" w:type="dxa"/>
+          </w:tcPr>
+          <w:p>
+            <w:pPr>
+              <w:jc w:val="center"/>
+            </w:pPr>
+            <w:r>
+              <w:t>1.</w:t>
+            </w:r>
+          </w:p>
+        </w:tc>
+        <w:tc>
+          <w:tcPr>
+            <w:tcW w:w="6170" w:type="dxa"/>
+          </w:tcPr>
+          <w:p>
+            <w:pPr>
+              <w:spacing w:after="0"/>
+            </w:pPr>
+            <w:r>
+              <w:t>Защо е необходима външната памет на компютъра?</w:t>
+            </w:r>
+          </w:p>
+          <w:p>
+            <w:pPr>
+              <w:spacing w:after="0"/>
+            </w:pPr>
+          </w:p>
+        </w:tc>
+        <w:tc>
+          <w:tcPr>
+            <w:tcW w:w="1418" w:type="dxa"/>
+          </w:tcPr>
+          <w:p>
+            <w:pPr>
+              <w:jc w:val="center"/>
+            </w:pPr>
+            <w:r>
+              <w:t>5</w:t>
+            </w:r>
+          </w:p>
+        </w:tc>
+        <w:tc>
+          <w:tcPr>
+            <w:tcW w:w="1176" w:type="dxa"/>
+          </w:tcPr>
+          <w:p/>
+        </w:tc>
+      </w:tr>
+      <w:tr>
+        <w:trPr>
+          <w:trHeight w:val="631"/>
+        </w:trPr>
+        <w:tc>
+          <w:tcPr>
+            <w:tcW w:w="686" w:type="dxa"/>
+          </w:tcPr>
+          <w:p>
+            <w:pPr>
+              <w:jc w:val="center"/>
+            </w:pPr>
+            <w:r>
+              <w:t>2.</w:t>
+            </w:r>
+          </w:p>
+        </w:tc>
+        <w:tc>
+          <w:tcPr>
+            <w:tcW w:w="6170" w:type="dxa"/>
+          </w:tcPr>
+          <w:p>
+            <w:pPr>
+              <w:rPr>
+                <w:lang w:val="en-US"/>
+              </w:rPr>
+            </w:pPr>
+            <w:r>
+              <w:t>Кои са основните характеристики на външните запомнящи устройства ?</w:t>
+            </w:r>
+          </w:p>
+        </w:tc>
+        <w:tc>
+          <w:tcPr>
+            <w:tcW w:w="1418" w:type="dxa"/>
+          </w:tcPr>
+          <w:p>
+            <w:pPr>
+              <w:jc w:val="center"/>
+              <w:rPr>
+                <w:lang w:val="en-US"/>
+              </w:rPr>
+            </w:pPr>
+            <w:r>
+              <w:rPr>
+                <w:lang w:val="en-US"/>
+              </w:rPr>
+              <w:t>3</w:t>
+            </w:r>
+          </w:p>
+        </w:tc>
+        <w:tc>
+          <w:tcPr>
+            <w:tcW w:w="1176" w:type="dxa"/>
+          </w:tcPr>
+          <w:p/>
+        </w:tc>
+      </w:tr>
+      <w:tr>
+        <w:trPr>
+          <w:trHeight w:val="631"/>
+        </w:trPr>
+        <w:tc>
+          <w:tcPr>
+            <w:tcW w:w="686" w:type="dxa"/>
+          </w:tcPr>
+          <w:p>
+            <w:pPr>
+              <w:jc w:val="center"/>
+              <w:rPr>
+                <w:lang w:val="en-US"/>
+              </w:rPr>
+            </w:pPr>
+            <w:r>
+              <w:rPr>
+                <w:lang w:val="en-US"/>
+              </w:rPr>
+              <w:t>3.</w:t>
+            </w:r>
+          </w:p>
+        </w:tc>
+        <w:tc>
+          <w:tcPr>
+            <w:tcW w:w="6170" w:type="dxa"/>
+          </w:tcPr>
+          <w:p>
+            <w:r>
+              <w:t xml:space="preserve">Какъв е размерът на един сектор при магнитните носители на информация? </w:t>
+            </w:r>
+          </w:p>
+          <w:p>
+            <w:pPr>
+              <w:rPr>
+                <w:lang w:val="en-US"/>
+              </w:rPr>
+            </w:pPr>
+            <w:r>
+              <w:t>а</w:t>
+            </w:r>
+            <w:r>
+              <w:rPr>
+                <w:lang w:val="en-US"/>
+              </w:rPr>
+              <w:t>/</w:t>
+            </w:r>
+            <w:r>
+              <w:t xml:space="preserve"> </w:t>
+            </w:r>
+            <w:r>
+              <w:rPr>
+                <w:lang w:val="en-US"/>
+              </w:rPr>
+              <w:t xml:space="preserve">64 В </w:t>
+            </w:r>
+          </w:p>
+          <w:p>
+            <w:pPr>
+              <w:rPr>
+                <w:lang w:val="en-US"/>
+              </w:rPr>
+            </w:pPr>
+            <w:r>
+              <w:t>б</w:t>
+            </w:r>
+            <w:r>
+              <w:rPr>
+                <w:lang w:val="en-US"/>
+              </w:rPr>
+              <w:t>/</w:t>
+            </w:r>
+            <w:r>
+              <w:t xml:space="preserve"> </w:t>
+            </w:r>
+            <w:r>
+              <w:rPr>
+                <w:lang w:val="en-US"/>
+              </w:rPr>
+              <w:t xml:space="preserve">128 В </w:t>
+            </w:r>
+          </w:p>
+          <w:p>
+            <w:pPr>
+              <w:rPr>
+                <w:lang w:val="en-US"/>
+              </w:rPr>
+            </w:pPr>
+            <w:r>
+              <w:t>в</w:t>
+            </w:r>
+            <w:r>
+              <w:rPr>
+                <w:lang w:val="en-US"/>
+              </w:rPr>
+              <w:t xml:space="preserve">/ </w:t>
+            </w:r>
+            <w:r>
+              <w:rPr>
+                <w:lang w:val="en-US"/>
+              </w:rPr>
+              <w:t>256 В</w:t>
+            </w:r>
+          </w:p>
+          <w:p>
+            <w:pPr>
+              <w:rPr>
+                <w:lang w:val="en-US"/>
+              </w:rPr>
+            </w:pPr>
+            <w:r>
+              <w:t xml:space="preserve">г/ </w:t>
+            </w:r>
+            <w:r>
+              <w:t>512 В</w:t>
+            </w:r>
+          </w:p>
+        </w:tc>
+        <w:tc>
+          <w:tcPr>
+            <w:tcW w:w="1418" w:type="dxa"/>
+          </w:tcPr>
+          <w:p>
+            <w:pPr>
+              <w:jc w:val="center"/>
+              <w:rPr>
+                <w:lang w:val="en-US"/>
+              </w:rPr>
+            </w:pPr>
+            <w:r>
+              <w:rPr>
+                <w:lang w:val="en-US"/>
+              </w:rPr>
+              <w:t>2</w:t>
+            </w:r>
+          </w:p>
+        </w:tc>
+        <w:tc>
+          <w:tcPr>
+            <w:tcW w:w="1176" w:type="dxa"/>
+          </w:tcPr>
+          <w:p/>
+        </w:tc>
+      </w:tr>
+      <w:tr>
+        <w:trPr>
+          <w:trHeight w:val="631"/>
+        </w:trPr>
+        <w:tc>
+          <w:tcPr>
+            <w:tcW w:w="686" w:type="dxa"/>
+          </w:tcPr>
+          <w:p>
+            <w:pPr>
+              <w:jc w:val="center"/>
+            </w:pPr>
+            <w:r>
+              <w:t>4.</w:t>
+            </w:r>
+          </w:p>
+        </w:tc>
+        <w:tc>
+          <w:tcPr>
+            <w:tcW w:w="6170" w:type="dxa"/>
+          </w:tcPr>
+          <w:p>
+            <w:pPr>
+              <w:rPr>
+                <w:lang w:val="en-US"/>
+              </w:rPr>
+            </w:pPr>
+            <w:r>
+              <w:t>Обяснете понятието клъстер</w:t>
+            </w:r>
+            <w:r>
+              <w:rPr>
+                <w:lang w:val="en-US"/>
+              </w:rPr>
+              <w:t>?</w:t>
+            </w:r>
+          </w:p>
+        </w:tc>
+        <w:tc>
+          <w:tcPr>
+            <w:tcW w:w="1418" w:type="dxa"/>
+          </w:tcPr>
+          <w:p>
+            <w:pPr>
+              <w:jc w:val="center"/>
+              <w:rPr>
+                <w:lang w:val="en-US"/>
+              </w:rPr>
+            </w:pPr>
+            <w:r>
+              <w:rPr>
+                <w:lang w:val="en-US"/>
+              </w:rPr>
+              <w:t>5</w:t>
+            </w:r>
+          </w:p>
+        </w:tc>
+        <w:tc>
+          <w:tcPr>
+            <w:tcW w:w="1176" w:type="dxa"/>
+          </w:tcPr>
+          <w:p/>
+        </w:tc>
+      </w:tr>
+      <w:tr>
+        <w:trPr>
+          <w:trHeight w:val="631"/>
+        </w:trPr>
+        <w:tc>
+          <w:tcPr>
+            <w:tcW w:w="686" w:type="dxa"/>
+          </w:tcPr>
+          <w:p>
+            <w:pPr>
+              <w:jc w:val="center"/>
+            </w:pPr>
+            <w:r>
+              <w:t>5.</w:t>
+            </w:r>
+          </w:p>
+        </w:tc>
+        <w:tc>
+          <w:tcPr>
+            <w:tcW w:w="6170" w:type="dxa"/>
+          </w:tcPr>
+          <w:p>
+            <w:r>
+              <w:t>Времето за достъп (</w:t>
+            </w:r>
+            <w:proofErr w:type="spellStart"/>
+            <w:r>
+              <w:t>access</w:t>
+            </w:r>
+            <w:proofErr w:type="spellEnd"/>
+            <w:r>
+              <w:t xml:space="preserve"> </w:t>
+            </w:r>
+            <w:proofErr w:type="spellStart"/>
+            <w:r>
+              <w:t>time</w:t>
+            </w:r>
+            <w:proofErr w:type="spellEnd"/>
+            <w:r>
+              <w:t xml:space="preserve">) e : </w:t>
+            </w:r>
+          </w:p>
+          <w:p>
+            <w:r>
+              <w:t xml:space="preserve">а/ </w:t>
+            </w:r>
+            <w:r>
+              <w:t xml:space="preserve">време за позициониране </w:t>
+            </w:r>
+            <w:proofErr w:type="spellStart"/>
+            <w:r>
+              <w:t>върхуопределена</w:t>
+            </w:r>
+            <w:proofErr w:type="spellEnd"/>
+            <w:r>
+              <w:t xml:space="preserve"> пътечка на твърдия диск</w:t>
+            </w:r>
+          </w:p>
+          <w:p>
+            <w:r>
+              <w:t xml:space="preserve">б/ </w:t>
+            </w:r>
+            <w:r>
+              <w:t>време за получаване на данни при подаване на заявка за четене</w:t>
+            </w:r>
+          </w:p>
+          <w:p>
+            <w:r>
+              <w:t>в/</w:t>
+            </w:r>
+            <w:r>
+              <w:t xml:space="preserve"> време за позициониране върху определена точка от пътечката</w:t>
+            </w:r>
+          </w:p>
+        </w:tc>
+        <w:tc>
+          <w:tcPr>
+            <w:tcW w:w="1418" w:type="dxa"/>
+          </w:tcPr>
+          <w:p>
+            <w:pPr>
+              <w:jc w:val="center"/>
+              <w:rPr>
+                <w:lang w:val="en-US"/>
+              </w:rPr>
+            </w:pPr>
+            <w:r>
+              <w:rPr>
+                <w:lang w:val="en-US"/>
+              </w:rPr>
+              <w:t>3</w:t>
+            </w:r>
+          </w:p>
+        </w:tc>
+        <w:tc>
+          <w:tcPr>
+            <w:tcW w:w="1176" w:type="dxa"/>
+          </w:tcPr>
+          <w:p/>
+        </w:tc>
+      </w:tr>
+      <w:tr>
+        <w:trPr>
+          <w:trHeight w:val="631"/>
+        </w:trPr>
+        <w:tc>
+          <w:tcPr>
+            <w:tcW w:w="686" w:type="dxa"/>
+          </w:tcPr>
+          <w:p>
+            <w:pPr>
+              <w:jc w:val="center"/>
+            </w:pPr>
+            <w:r>
+              <w:t>6.</w:t>
+            </w:r>
+          </w:p>
+        </w:tc>
+        <w:tc>
+          <w:tcPr>
+            <w:tcW w:w="6170" w:type="dxa"/>
+          </w:tcPr>
+          <w:p>
+            <w:r>
+              <w:t>Времето за достъп (</w:t>
+            </w:r>
+            <w:proofErr w:type="spellStart"/>
+            <w:r>
+              <w:t>access</w:t>
+            </w:r>
+            <w:proofErr w:type="spellEnd"/>
+            <w:r>
+              <w:t xml:space="preserve"> </w:t>
+            </w:r>
+            <w:proofErr w:type="spellStart"/>
+            <w:r>
+              <w:t>time</w:t>
+            </w:r>
+            <w:proofErr w:type="spellEnd"/>
+            <w:r>
+              <w:t>) се измерва в :</w:t>
+            </w:r>
+          </w:p>
+          <w:p>
+            <w:pPr>
+              <w:rPr>
+                <w:lang w:val="en-US"/>
+              </w:rPr>
+            </w:pPr>
+            <w:r>
+              <w:t xml:space="preserve">а/ </w:t>
+            </w:r>
+            <w:r>
+              <w:rPr>
+                <w:lang w:val="en-US"/>
+              </w:rPr>
+              <w:t>ns</w:t>
+            </w:r>
+          </w:p>
+          <w:p>
+            <w:pPr>
+              <w:rPr>
+                <w:lang w:val="en-US"/>
+              </w:rPr>
+            </w:pPr>
+            <w:r>
+              <w:t xml:space="preserve">б/ </w:t>
+            </w:r>
+            <w:proofErr w:type="spellStart"/>
+            <w:r>
+              <w:rPr>
+                <w:lang w:val="en-US"/>
+              </w:rPr>
+              <w:t>ms</w:t>
+            </w:r>
+            <w:proofErr w:type="spellEnd"/>
+          </w:p>
+        </w:tc>
+        <w:tc>
+          <w:tcPr>
+            <w:tcW w:w="1418" w:type="dxa"/>
+          </w:tcPr>
+          <w:p>
+            <w:pPr>
+              <w:jc w:val="center"/>
+              <w:rPr>
+                <w:lang w:val="en-US"/>
+              </w:rPr>
+            </w:pPr>
+            <w:r>
+              <w:rPr>
+                <w:lang w:val="en-US"/>
+              </w:rPr>
+              <w:t>2</w:t>
+            </w:r>
+          </w:p>
+        </w:tc>
+        <w:tc>
+          <w:tcPr>
+            <w:tcW w:w="1176" w:type="dxa"/>
+          </w:tcPr>
+          <w:p/>
+        </w:tc>
+      </w:tr>
+      <w:tr>
+        <w:trPr>
+          <w:trHeight w:val="631"/>
+        </w:trPr>
+        <w:tc>
+          <w:tcPr>
+            <w:tcW w:w="686" w:type="dxa"/>
+          </w:tcPr>
+          <w:p>
+            <w:pPr>
+              <w:jc w:val="center"/>
+            </w:pPr>
+            <w:r>
+              <w:t>7.</w:t>
+            </w:r>
+          </w:p>
+        </w:tc>
+        <w:tc>
+          <w:tcPr>
+            <w:tcW w:w="6170" w:type="dxa"/>
+          </w:tcPr>
+          <w:p>
+            <w:r>
+              <w:t>С каква единица се измерва скоростта на въртене на твърдия диск?</w:t>
+            </w:r>
+          </w:p>
+        </w:tc>
+        <w:tc>
+          <w:tcPr>
+            <w:tcW w:w="1418" w:type="dxa"/>
+          </w:tcPr>
+          <w:p>
+            <w:pPr>
+              <w:jc w:val="center"/>
+              <w:rPr>
+                <w:lang w:val="en-US"/>
+              </w:rPr>
+            </w:pPr>
+            <w:r>
+              <w:rPr>
+                <w:lang w:val="en-US"/>
+              </w:rPr>
+              <w:t>2</w:t>
+            </w:r>
+          </w:p>
+        </w:tc>
+        <w:tc>
+          <w:tcPr>
+            <w:tcW w:w="1176" w:type="dxa"/>
+          </w:tcPr>
+          <w:p/>
+        </w:tc>
+      </w:tr>
+      <w:tr>
+        <w:trPr>
+          <w:trHeight w:val="631"/>
+        </w:trPr>
+        <w:tc>
+          <w:tcPr>
+            <w:tcW w:w="686" w:type="dxa"/>
+          </w:tcPr>
+          <w:p>
+            <w:pPr>
+              <w:jc w:val="center"/>
+            </w:pPr>
+            <w:r>
+              <w:t>8.</w:t>
+            </w:r>
+          </w:p>
+        </w:tc>
+        <w:tc>
+          <w:tcPr>
+            <w:tcW w:w="6170" w:type="dxa"/>
+          </w:tcPr>
+          <w:p>
+            <w:r>
+              <w:t xml:space="preserve">Какви интерфейси  на твърдия диск знаете и какви скорости </w:t>
+            </w:r>
+            <w:proofErr w:type="spellStart"/>
+            <w:r>
+              <w:t>потдържат</w:t>
+            </w:r>
+            <w:proofErr w:type="spellEnd"/>
+            <w:r>
+              <w:t>?</w:t>
+            </w:r>
+          </w:p>
+        </w:tc>
+        <w:tc>
+          <w:tcPr>
+            <w:tcW w:w="1418" w:type="dxa"/>
+          </w:tcPr>
+          <w:p>
+            <w:pPr>
+              <w:jc w:val="center"/>
+              <w:rPr>
+                <w:lang w:val="en-US"/>
+              </w:rPr>
+            </w:pPr>
+            <w:r>
+              <w:rPr>
+                <w:lang w:val="en-US"/>
+              </w:rPr>
+              <w:t>3</w:t>
+            </w:r>
+          </w:p>
+        </w:tc>
+        <w:tc>
+          <w:tcPr>
+            <w:tcW w:w="1176" w:type="dxa"/>
+          </w:tcPr>
+          <w:p/>
+        </w:tc>
+      </w:tr>
+      <w:tr>
+        <w:trPr>
+          <w:trHeight w:val="631"/>
+        </w:trPr>
+        <w:tc>
+          <w:tcPr>
+            <w:tcW w:w="686" w:type="dxa"/>
+          </w:tcPr>
+          <w:p>
+            <w:pPr>
+              <w:jc w:val="center"/>
+            </w:pPr>
+            <w:r>
+              <w:t>9.</w:t>
+            </w:r>
+          </w:p>
+        </w:tc>
+        <w:tc>
+          <w:tcPr>
+            <w:tcW w:w="6170" w:type="dxa"/>
+          </w:tcPr>
+          <w:p>
+            <w:r>
+              <w:t>Опишете физическата структура и как се кодират данните при CD-ROM.</w:t>
+            </w:r>
+          </w:p>
+        </w:tc>
+        <w:tc>
+          <w:tcPr>
+            <w:tcW w:w="1418" w:type="dxa"/>
+          </w:tcPr>
+          <w:p>
+            <w:pPr>
+              <w:jc w:val="center"/>
+            </w:pPr>
+            <w:r>
+              <w:t>5</w:t>
+            </w:r>
+          </w:p>
+        </w:tc>
+        <w:tc>
+          <w:tcPr>
+            <w:tcW w:w="1176" w:type="dxa"/>
+          </w:tcPr>
+          <w:p/>
+        </w:tc>
+      </w:tr>
+      <w:tr>
+        <w:trPr>
+          <w:trHeight w:val="631"/>
+        </w:trPr>
+        <w:tc>
+          <w:tcPr>
+            <w:tcW w:w="686" w:type="dxa"/>
+          </w:tcPr>
+          <w:p>
+            <w:pPr>
+              <w:jc w:val="center"/>
+              <w:rPr>
+                <w:lang w:val="en-US"/>
+              </w:rPr>
+            </w:pPr>
+            <w:r>
+              <w:rPr>
+                <w:lang w:val="en-US"/>
+              </w:rPr>
+              <w:t>10.</w:t>
+            </w:r>
+          </w:p>
+        </w:tc>
+        <w:tc>
+          <w:tcPr>
+            <w:tcW w:w="6170" w:type="dxa"/>
+          </w:tcPr>
+          <w:p>
+            <w:r>
+              <w:t>Направете сравнение между CD-ROM и DVD-ROM.</w:t>
+            </w:r>
+          </w:p>
+        </w:tc>
+        <w:tc>
+          <w:tcPr>
+            <w:tcW w:w="1418" w:type="dxa"/>
+          </w:tcPr>
+          <w:p>
+            <w:pPr>
+              <w:jc w:val="center"/>
+              <w:rPr>
+                <w:lang w:val="en-US"/>
+              </w:rPr>
+            </w:pPr>
+            <w:r>
+              <w:rPr>
+                <w:lang w:val="en-US"/>
+              </w:rPr>
+              <w:t>5</w:t>
+            </w:r>
+          </w:p>
+        </w:tc>
+        <w:tc>
+          <w:tcPr>
+            <w:tcW w:w="1176" w:type="dxa"/>
+          </w:tcPr>
+          <w:p/>
+        </w:tc>
+      </w:tr>
+      <w:tr>
+        <w:trPr>
+          <w:trHeight w:val="631"/>
+        </w:trPr>
+        <w:tc>
+          <w:tcPr>
+            <w:tcW w:w="686" w:type="dxa"/>
+          </w:tcPr>
+          <w:p>
+            <w:pPr>
+              <w:jc w:val="center"/>
+              <w:rPr>
+                <w:lang w:val="en-US"/>
+              </w:rPr>
+            </w:pPr>
+            <w:r>
+              <w:rPr>
+                <w:lang w:val="en-US"/>
+              </w:rPr>
+              <w:t>11.</w:t>
+            </w:r>
+          </w:p>
+        </w:tc>
+        <w:tc>
+          <w:tcPr>
+            <w:tcW w:w="6170" w:type="dxa"/>
+          </w:tcPr>
+          <w:p>
+            <w:r>
+              <w:t>Как се осъществява записът при CD-R  и DVD-RW  устройствата?</w:t>
+            </w:r>
+          </w:p>
+        </w:tc>
+        <w:tc>
+          <w:tcPr>
+            <w:tcW w:w="1418" w:type="dxa"/>
+          </w:tcPr>
+          <w:p>
+            <w:pPr>
+              <w:jc w:val="center"/>
+              <w:rPr>
+                <w:lang w:val="en-US"/>
+              </w:rPr>
+            </w:pPr>
+            <w:r>
+              <w:rPr>
+                <w:lang w:val="en-US"/>
+              </w:rPr>
+              <w:t>5</w:t>
+            </w:r>
+          </w:p>
+        </w:tc>
+        <w:tc>
+          <w:tcPr>
+            <w:tcW w:w="1176" w:type="dxa"/>
+          </w:tcPr>
+          <w:p/>
+        </w:tc>
+      </w:tr>
+    </w:tbl>
+    <w:p/>
     <w:p>
       <w:pPr>
-        <w:rPr>
-          <w:sz w:val="28"/>
-          <w:szCs w:val="28"/>
-        </w:rPr>
+        <w:ind w:left="2832" w:firstLine="708"/>
       </w:pPr>
       <w:r>
-        <w:rPr>
-          <w:sz w:val="28"/>
-          <w:szCs w:val="28"/>
-        </w:rPr>
-        <w:t>1.Защо е необходима външната памет на компютъра?</w:t>
-      </w:r>
-    </w:p>
-    <w:p>
-      <w:pPr>
-        <w:rPr>
-          <w:sz w:val="28"/>
-          <w:szCs w:val="28"/>
-        </w:rPr>
-      </w:pPr>
-    </w:p>
-    <w:p>
-      <w:pPr>
-        <w:rPr>
-          <w:sz w:val="28"/>
-          <w:szCs w:val="28"/>
-        </w:rPr>
-      </w:pPr>
-      <w:r>
-        <w:rPr>
-          <w:sz w:val="28"/>
-          <w:szCs w:val="28"/>
-        </w:rPr>
-        <w:t>2.Кои са основните характеристики на външните запомнящи устройства ?</w:t>
-      </w:r>
-    </w:p>
-    <w:p>
-      <w:pPr>
-        <w:rPr>
-          <w:sz w:val="28"/>
-          <w:szCs w:val="28"/>
-        </w:rPr>
-      </w:pPr>
-    </w:p>
-    <w:p>
-      <w:pPr>
-        <w:rPr>
-          <w:sz w:val="28"/>
-          <w:szCs w:val="28"/>
-        </w:rPr>
-      </w:pPr>
-      <w:r>
-        <w:rPr>
-          <w:sz w:val="28"/>
-          <w:szCs w:val="28"/>
-        </w:rPr>
-        <w:t>3.Какъв е размерът на един сектор при магнитните носители на информация?</w:t>
-      </w:r>
-    </w:p>
-    <w:p>
-      <w:pPr>
-        <w:rPr>
-          <w:sz w:val="28"/>
-          <w:szCs w:val="28"/>
-        </w:rPr>
-      </w:pPr>
-      <w:r>
-        <w:rPr>
-          <w:sz w:val="28"/>
-          <w:szCs w:val="28"/>
-        </w:rPr>
-        <w:t xml:space="preserve">         а)</w:t>
-      </w:r>
-      <w:r>
-        <w:rPr>
-          <w:sz w:val="28"/>
-          <w:szCs w:val="28"/>
-        </w:rPr>
-        <w:t xml:space="preserve"> </w:t>
-      </w:r>
-      <w:r>
-        <w:rPr>
-          <w:sz w:val="28"/>
-          <w:szCs w:val="28"/>
-        </w:rPr>
-        <w:t>64 В                             в)</w:t>
-      </w:r>
-      <w:r>
-        <w:rPr>
-          <w:sz w:val="28"/>
-          <w:szCs w:val="28"/>
-        </w:rPr>
-        <w:t xml:space="preserve"> 256 В</w:t>
-      </w:r>
-    </w:p>
-    <w:p>
-      <w:pPr>
-        <w:rPr>
-          <w:sz w:val="28"/>
-          <w:szCs w:val="28"/>
-        </w:rPr>
-      </w:pPr>
-      <w:r>
-        <w:rPr>
-          <w:sz w:val="28"/>
-          <w:szCs w:val="28"/>
-        </w:rPr>
-        <w:t xml:space="preserve">         б)</w:t>
-      </w:r>
-      <w:r>
-        <w:rPr>
-          <w:sz w:val="28"/>
-          <w:szCs w:val="28"/>
-        </w:rPr>
-        <w:t xml:space="preserve"> </w:t>
-      </w:r>
-      <w:r>
-        <w:rPr>
-          <w:sz w:val="28"/>
-          <w:szCs w:val="28"/>
-        </w:rPr>
-        <w:t>128 В</w:t>
-      </w:r>
-      <w:r>
-        <w:rPr>
-          <w:sz w:val="28"/>
-          <w:szCs w:val="28"/>
-        </w:rPr>
-        <w:t xml:space="preserve">                           г) 512 В</w:t>
-      </w:r>
-    </w:p>
-    <w:p>
-      <w:pPr>
-        <w:rPr>
-          <w:sz w:val="28"/>
-          <w:szCs w:val="28"/>
-        </w:rPr>
-      </w:pPr>
-      <w:r>
-        <w:rPr>
-          <w:sz w:val="28"/>
-          <w:szCs w:val="28"/>
-        </w:rPr>
-        <w:t>4.Обяснете понятието клъстер.</w:t>
-      </w:r>
-    </w:p>
-    <w:p>
-      <w:pPr>
-        <w:rPr>
-          <w:sz w:val="28"/>
-          <w:szCs w:val="28"/>
-        </w:rPr>
-      </w:pPr>
-    </w:p>
-    <w:p>
-      <w:pPr>
-        <w:rPr>
-          <w:sz w:val="28"/>
-          <w:szCs w:val="28"/>
-          <w:lang w:val="en-US"/>
-        </w:rPr>
-      </w:pPr>
-      <w:r>
-        <w:rPr>
-          <w:sz w:val="28"/>
-          <w:szCs w:val="28"/>
-        </w:rPr>
-        <w:t>5.Времето за достъп (</w:t>
-      </w:r>
-      <w:r>
-        <w:rPr>
-          <w:sz w:val="28"/>
-          <w:szCs w:val="28"/>
-          <w:lang w:val="en-US"/>
-        </w:rPr>
-        <w:t>access time) e :</w:t>
-      </w:r>
-    </w:p>
-    <w:p>
-      <w:pPr>
-        <w:rPr>
-          <w:sz w:val="28"/>
-          <w:szCs w:val="28"/>
-        </w:rPr>
-      </w:pPr>
-      <w:r>
-        <w:rPr>
-          <w:sz w:val="28"/>
-          <w:szCs w:val="28"/>
-          <w:lang w:val="en-US"/>
-        </w:rPr>
-        <w:t xml:space="preserve">         а</w:t>
-      </w:r>
-      <w:r>
-        <w:rPr>
-          <w:sz w:val="28"/>
-          <w:szCs w:val="28"/>
-        </w:rPr>
-        <w:t>) време за позициониране върхуопределена пътечка на твърдия диск</w:t>
-      </w:r>
-    </w:p>
-    <w:p>
-      <w:pPr>
-        <w:rPr>
-          <w:sz w:val="28"/>
-          <w:szCs w:val="28"/>
-        </w:rPr>
-      </w:pPr>
-      <w:r>
-        <w:rPr>
-          <w:sz w:val="28"/>
-          <w:szCs w:val="28"/>
-        </w:rPr>
-        <w:t xml:space="preserve">         б)време за получаване на данни при подаване на заявка за четене</w:t>
-      </w:r>
-    </w:p>
-    <w:p>
-      <w:pPr>
-        <w:rPr>
-          <w:sz w:val="28"/>
-          <w:szCs w:val="28"/>
-        </w:rPr>
-      </w:pPr>
-      <w:r>
-        <w:rPr>
-          <w:sz w:val="28"/>
-          <w:szCs w:val="28"/>
-        </w:rPr>
-        <w:t xml:space="preserve">         в) време за позициониране върху определена </w:t>
-      </w:r>
-      <w:r>
-        <w:rPr>
-          <w:sz w:val="28"/>
-          <w:szCs w:val="28"/>
-        </w:rPr>
-        <w:t>точка от пътечката</w:t>
-      </w:r>
-    </w:p>
-    <w:p>
-      <w:pPr>
-        <w:rPr>
-          <w:sz w:val="28"/>
-          <w:szCs w:val="28"/>
-        </w:rPr>
-      </w:pPr>
-      <w:r>
-        <w:rPr>
-          <w:sz w:val="28"/>
-          <w:szCs w:val="28"/>
-        </w:rPr>
-        <w:t>6.</w:t>
-      </w:r>
-      <w:r>
-        <w:rPr>
-          <w:sz w:val="28"/>
-          <w:szCs w:val="28"/>
-        </w:rPr>
-        <w:t xml:space="preserve"> </w:t>
-      </w:r>
-      <w:r>
-        <w:rPr>
-          <w:sz w:val="28"/>
-          <w:szCs w:val="28"/>
-        </w:rPr>
-        <w:t>Времето за достъп (</w:t>
-      </w:r>
-      <w:r>
-        <w:rPr>
-          <w:sz w:val="28"/>
-          <w:szCs w:val="28"/>
-          <w:lang w:val="en-US"/>
-        </w:rPr>
-        <w:t>access time)</w:t>
-      </w:r>
-      <w:r>
-        <w:rPr>
-          <w:sz w:val="28"/>
-          <w:szCs w:val="28"/>
-        </w:rPr>
-        <w:t xml:space="preserve"> се измерва в :</w:t>
-      </w:r>
-    </w:p>
-    <w:p>
-      <w:pPr>
-        <w:rPr>
-          <w:sz w:val="28"/>
-          <w:szCs w:val="28"/>
-          <w:lang w:val="en-US"/>
-        </w:rPr>
-      </w:pPr>
-      <w:r>
-        <w:rPr>
-          <w:sz w:val="28"/>
-          <w:szCs w:val="28"/>
-        </w:rPr>
-        <w:t xml:space="preserve">         а) </w:t>
-      </w:r>
-      <w:r>
-        <w:rPr>
-          <w:sz w:val="28"/>
-          <w:szCs w:val="28"/>
-          <w:lang w:val="en-US"/>
-        </w:rPr>
-        <w:t>ns</w:t>
-      </w:r>
-      <w:r>
-        <w:rPr>
-          <w:sz w:val="28"/>
-          <w:szCs w:val="28"/>
-        </w:rPr>
-        <w:t xml:space="preserve">                                      б)  </w:t>
-      </w:r>
-      <w:proofErr w:type="spellStart"/>
-      <w:r>
-        <w:rPr>
-          <w:sz w:val="28"/>
-          <w:szCs w:val="28"/>
-          <w:lang w:val="en-US"/>
-        </w:rPr>
-        <w:t>ms</w:t>
-      </w:r>
-      <w:proofErr w:type="spellEnd"/>
-      <w:r>
-        <w:rPr>
-          <w:sz w:val="28"/>
-          <w:szCs w:val="28"/>
-        </w:rPr>
-        <w:t xml:space="preserve">                                       в)м</w:t>
-      </w:r>
-      <w:r>
-        <w:rPr>
-          <w:sz w:val="28"/>
-          <w:szCs w:val="28"/>
-          <w:lang w:val="en-US"/>
-        </w:rPr>
-        <w:t>s</w:t>
-      </w:r>
-    </w:p>
-    <w:p>
-      <w:pPr>
-        <w:rPr>
-          <w:sz w:val="28"/>
-          <w:szCs w:val="28"/>
-        </w:rPr>
-      </w:pPr>
-      <w:r>
-        <w:rPr>
-          <w:sz w:val="28"/>
-          <w:szCs w:val="28"/>
-        </w:rPr>
-        <w:t>7.С каква единица се измерва скоростта на въртене на твърдия диск?</w:t>
-      </w:r>
-    </w:p>
-    <w:p>
-      <w:pPr>
-        <w:rPr>
-          <w:sz w:val="28"/>
-          <w:szCs w:val="28"/>
-        </w:rPr>
-      </w:pPr>
-    </w:p>
-    <w:p>
-      <w:pPr>
-        <w:rPr>
-          <w:sz w:val="28"/>
-          <w:szCs w:val="28"/>
-        </w:rPr>
-      </w:pPr>
-      <w:r>
-        <w:rPr>
-          <w:sz w:val="28"/>
-          <w:szCs w:val="28"/>
-        </w:rPr>
-        <w:t xml:space="preserve">8.Какви интерфейси </w:t>
-      </w:r>
-      <w:r>
-        <w:rPr>
-          <w:sz w:val="28"/>
-          <w:szCs w:val="28"/>
-        </w:rPr>
-        <w:t xml:space="preserve"> на твърдия диск знаете </w:t>
-      </w:r>
-      <w:r>
-        <w:rPr>
-          <w:sz w:val="28"/>
-          <w:szCs w:val="28"/>
-        </w:rPr>
-        <w:t>и какви скорости потдържат</w:t>
-      </w:r>
-      <w:bookmarkStart w:id="0" w:name="_GoBack"/>
-      <w:bookmarkEnd w:id="0"/>
-      <w:r>
-        <w:rPr>
-          <w:sz w:val="28"/>
-          <w:szCs w:val="28"/>
-        </w:rPr>
-        <w:t>?</w:t>
-      </w:r>
-    </w:p>
-    <w:p>
-      <w:pPr>
-        <w:rPr>
-          <w:sz w:val="28"/>
-          <w:szCs w:val="28"/>
-        </w:rPr>
-      </w:pPr>
-    </w:p>
-    <w:p>
-      <w:pPr>
-        <w:rPr>
-          <w:sz w:val="28"/>
-          <w:szCs w:val="28"/>
-          <w:lang w:val="en-US"/>
-        </w:rPr>
-      </w:pPr>
-      <w:r>
-        <w:rPr>
-          <w:sz w:val="28"/>
-          <w:szCs w:val="28"/>
-        </w:rPr>
-        <w:t>9.Опишете физическата структура и как се кодират данните при</w:t>
-      </w:r>
-      <w:r>
-        <w:rPr>
-          <w:sz w:val="28"/>
-          <w:szCs w:val="28"/>
-          <w:lang w:val="en-US"/>
-        </w:rPr>
-        <w:t xml:space="preserve"> CD-ROM.</w:t>
-      </w:r>
-    </w:p>
-    <w:p>
-      <w:pPr>
-        <w:rPr>
-          <w:sz w:val="28"/>
-          <w:szCs w:val="28"/>
-          <w:lang w:val="en-US"/>
-        </w:rPr>
-      </w:pPr>
-    </w:p>
-    <w:p>
-      <w:pPr>
-        <w:rPr>
-          <w:sz w:val="28"/>
-          <w:szCs w:val="28"/>
-        </w:rPr>
-      </w:pPr>
-      <w:r>
-        <w:rPr>
-          <w:sz w:val="28"/>
-          <w:szCs w:val="28"/>
-          <w:lang w:val="en-US"/>
-        </w:rPr>
-        <w:t>10.</w:t>
-      </w:r>
-      <w:r>
-        <w:rPr>
-          <w:sz w:val="28"/>
-          <w:szCs w:val="28"/>
-        </w:rPr>
-        <w:t xml:space="preserve">Направете сравнение между </w:t>
-      </w:r>
-      <w:r>
-        <w:rPr>
-          <w:sz w:val="28"/>
-          <w:szCs w:val="28"/>
-          <w:lang w:val="en-US"/>
-        </w:rPr>
-        <w:t>CD-ROM</w:t>
-      </w:r>
-      <w:r>
-        <w:rPr>
-          <w:sz w:val="28"/>
-          <w:szCs w:val="28"/>
-        </w:rPr>
-        <w:t xml:space="preserve"> и </w:t>
-      </w:r>
-      <w:r>
-        <w:rPr>
-          <w:sz w:val="28"/>
-          <w:szCs w:val="28"/>
-          <w:lang w:val="en-US"/>
-        </w:rPr>
-        <w:t>DVD-ROM.</w:t>
-      </w:r>
-    </w:p>
-    <w:p>
-      <w:pPr>
-        <w:rPr>
-          <w:sz w:val="28"/>
-          <w:szCs w:val="28"/>
-        </w:rPr>
-      </w:pPr>
-    </w:p>
-    <w:p>
-      <w:pPr>
-        <w:rPr>
-          <w:sz w:val="28"/>
-          <w:szCs w:val="28"/>
-          <w:lang w:val="en-US"/>
-        </w:rPr>
-      </w:pPr>
-      <w:r>
-        <w:rPr>
-          <w:sz w:val="28"/>
-          <w:szCs w:val="28"/>
-        </w:rPr>
-        <w:t xml:space="preserve">11.Как се осъществява записът при </w:t>
-      </w:r>
-      <w:r>
-        <w:rPr>
-          <w:sz w:val="28"/>
-          <w:szCs w:val="28"/>
-          <w:lang w:val="en-US"/>
-        </w:rPr>
-        <w:t>CD-R</w:t>
-      </w:r>
-      <w:r>
-        <w:rPr>
-          <w:sz w:val="28"/>
-          <w:szCs w:val="28"/>
-        </w:rPr>
-        <w:t xml:space="preserve">  и </w:t>
-      </w:r>
-      <w:r>
-        <w:rPr>
-          <w:sz w:val="28"/>
-          <w:szCs w:val="28"/>
-          <w:lang w:val="en-US"/>
-        </w:rPr>
-        <w:t xml:space="preserve">DVD-RW  </w:t>
-      </w:r>
-      <w:r>
-        <w:rPr>
-          <w:sz w:val="28"/>
-          <w:szCs w:val="28"/>
-        </w:rPr>
-        <w:t>устройствата</w:t>
-      </w:r>
-      <w:r>
-        <w:rPr>
-          <w:sz w:val="28"/>
-          <w:szCs w:val="28"/>
-          <w:lang w:val="en-US"/>
-        </w:rPr>
-        <w:t>?</w:t>
+        <w:t xml:space="preserve">                                 Проверил. инж. Н. Даскалова ……………………..                       </w:t>
       </w:r>
     </w:p>
     <w:sectPr>
@@ -594,7 +1022,7 @@
 </file>
 
 <file path=word/styles.xml><?xml version="1.0" encoding="utf-8"?>
-<w:styles xmlns:mc="http://schemas.openxmlformats.org/markup-compatibility/2006" xmlns:r="http://schemas.openxmlformats.org/officeDocument/2006/relationships" xmlns:w="http://schemas.openxmlformats.org/wordprocessingml/2006/main" xmlns:w14="http://schemas.microsoft.com/office/word/2010/wordml" xmlns:w15="http://schemas.microsoft.com/office/word/2012/wordml" xmlns:w16se="http://schemas.microsoft.com/office/word/2015/wordml/symex" mc:Ignorable="w14 w15 w16se">
+<w:styles xmlns:mc="http://schemas.openxmlformats.org/markup-compatibility/2006" xmlns:r="http://schemas.openxmlformats.org/officeDocument/2006/relationships" xmlns:w="http://schemas.openxmlformats.org/wordprocessingml/2006/main" xmlns:w14="http://schemas.microsoft.com/office/word/2010/wordml" xmlns:w15="http://schemas.microsoft.com/office/word/2012/wordml" xmlns:w16cex="http://schemas.microsoft.com/office/word/2018/wordml/cex" xmlns:w16cid="http://schemas.microsoft.com/office/word/2016/wordml/cid" xmlns:w16="http://schemas.microsoft.com/office/word/2018/wordml" xmlns:w16sdtdh="http://schemas.microsoft.com/office/word/2020/wordml/sdtdatahash" xmlns:w16se="http://schemas.microsoft.com/office/word/2015/wordml/symex" mc:Ignorable="w14 w15 w16se w16cid w16 w16cex w16sdtdh">
   <w:docDefaults>
     <w:rPrDefault>
       <w:rPr>
@@ -610,7 +1038,7 @@
       </w:pPr>
     </w:pPrDefault>
   </w:docDefaults>
-  <w:latentStyles w:defLockedState="0" w:defUIPriority="99" w:defSemiHidden="0" w:defUnhideWhenUsed="0" w:defQFormat="0" w:count="371">
+  <w:latentStyles w:defLockedState="0" w:defUIPriority="99" w:defSemiHidden="0" w:defUnhideWhenUsed="0" w:defQFormat="0" w:count="376">
     <w:lsdException w:name="Normal" w:uiPriority="0" w:qFormat="1"/>
     <w:lsdException w:name="heading 1" w:uiPriority="9" w:qFormat="1"/>
     <w:lsdException w:name="heading 2" w:semiHidden="1" w:uiPriority="9" w:unhideWhenUsed="1" w:qFormat="1"/>
@@ -691,7 +1119,7 @@
     <w:lsdException w:name="Body Text First Indent" w:semiHidden="1" w:unhideWhenUsed="1"/>
     <w:lsdException w:name="Body Text First Indent 2" w:semiHidden="1" w:unhideWhenUsed="1"/>
     <w:lsdException w:name="Note Heading" w:semiHidden="1" w:unhideWhenUsed="1"/>
-    <w:lsdException w:name="Body Text 2" w:semiHidden="1" w:unhideWhenUsed="1"/>
+    <w:lsdException w:name="Body Text 2" w:semiHidden="1" w:uiPriority="0" w:unhideWhenUsed="1"/>
     <w:lsdException w:name="Body Text 3" w:semiHidden="1" w:unhideWhenUsed="1"/>
     <w:lsdException w:name="Body Text Indent 2" w:semiHidden="1" w:unhideWhenUsed="1"/>
     <w:lsdException w:name="Body Text Indent 3" w:semiHidden="1" w:unhideWhenUsed="1"/>
@@ -716,7 +1144,6 @@
     <w:lsdException w:name="HTML Sample" w:semiHidden="1" w:unhideWhenUsed="1"/>
     <w:lsdException w:name="HTML Typewriter" w:semiHidden="1" w:unhideWhenUsed="1"/>
     <w:lsdException w:name="HTML Variable" w:semiHidden="1" w:unhideWhenUsed="1"/>
-    <w:lsdException w:name="Normal Table" w:semiHidden="1" w:unhideWhenUsed="1"/>
     <w:lsdException w:name="annotation subject" w:semiHidden="1" w:unhideWhenUsed="1"/>
     <w:lsdException w:name="No List" w:semiHidden="1" w:unhideWhenUsed="1"/>
     <w:lsdException w:name="Outline List 1" w:semiHidden="1" w:unhideWhenUsed="1"/>
@@ -759,11 +1186,8 @@
     <w:lsdException w:name="Table Contemporary" w:semiHidden="1" w:unhideWhenUsed="1"/>
     <w:lsdException w:name="Table Elegant" w:semiHidden="1" w:unhideWhenUsed="1"/>
     <w:lsdException w:name="Table Professional" w:semiHidden="1" w:unhideWhenUsed="1"/>
-    <w:lsdException w:name="Table Subtle 1" w:semiHidden="1" w:unhideWhenUsed="1"/>
     <w:lsdException w:name="Table Subtle 2" w:semiHidden="1" w:unhideWhenUsed="1"/>
     <w:lsdException w:name="Table Web 1" w:semiHidden="1" w:unhideWhenUsed="1"/>
-    <w:lsdException w:name="Table Web 2" w:semiHidden="1" w:unhideWhenUsed="1"/>
-    <w:lsdException w:name="Table Web 3" w:semiHidden="1" w:unhideWhenUsed="1"/>
     <w:lsdException w:name="Balloon Text" w:semiHidden="1" w:unhideWhenUsed="1"/>
     <w:lsdException w:name="Table Grid" w:uiPriority="39"/>
     <w:lsdException w:name="Table Theme" w:semiHidden="1" w:unhideWhenUsed="1"/>
@@ -982,18 +1406,23 @@
     <w:lsdException w:name="List Table 5 Dark Accent 6" w:uiPriority="50"/>
     <w:lsdException w:name="List Table 6 Colorful Accent 6" w:uiPriority="51"/>
     <w:lsdException w:name="List Table 7 Colorful Accent 6" w:uiPriority="52"/>
+    <w:lsdException w:name="Mention" w:semiHidden="1" w:unhideWhenUsed="1"/>
+    <w:lsdException w:name="Smart Hyperlink" w:semiHidden="1" w:unhideWhenUsed="1"/>
+    <w:lsdException w:name="Hashtag" w:semiHidden="1" w:unhideWhenUsed="1"/>
+    <w:lsdException w:name="Unresolved Mention" w:semiHidden="1" w:unhideWhenUsed="1"/>
+    <w:lsdException w:name="Smart Link" w:semiHidden="1" w:unhideWhenUsed="1"/>
   </w:latentStyles>
-  <w:style w:type="paragraph" w:default="1" w:styleId="Normal">
+  <w:style w:type="paragraph" w:default="1" w:styleId="a">
     <w:name w:val="Normal"/>
     <w:qFormat/>
   </w:style>
-  <w:style w:type="character" w:default="1" w:styleId="DefaultParagraphFont">
+  <w:style w:type="character" w:default="1" w:styleId="a0">
     <w:name w:val="Default Paragraph Font"/>
     <w:uiPriority w:val="1"/>
     <w:semiHidden/>
     <w:unhideWhenUsed/>
   </w:style>
-  <w:style w:type="table" w:default="1" w:styleId="TableNormal">
+  <w:style w:type="table" w:default="1" w:styleId="a1">
     <w:name w:val="Normal Table"/>
     <w:uiPriority w:val="99"/>
     <w:semiHidden/>
@@ -1008,11 +1437,44 @@
       </w:tblCellMar>
     </w:tblPr>
   </w:style>
-  <w:style w:type="numbering" w:default="1" w:styleId="NoList">
+  <w:style w:type="numbering" w:default="1" w:styleId="a2">
     <w:name w:val="No List"/>
     <w:uiPriority w:val="99"/>
     <w:semiHidden/>
     <w:unhideWhenUsed/>
+  </w:style>
+  <w:style w:type="paragraph" w:styleId="2">
+    <w:name w:val="Body Text 2"/>
+    <w:basedOn w:val="a"/>
+    <w:link w:val="20"/>
+    <w:semiHidden/>
+    <w:unhideWhenUsed/>
+    <w:rsid w:val="005A6377"/>
+    <w:pPr>
+      <w:spacing w:after="0" w:line="240" w:lineRule="auto"/>
+      <w:jc w:val="center"/>
+    </w:pPr>
+    <w:rPr>
+      <w:rFonts w:ascii="Times New Roman" w:eastAsia="Times New Roman" w:hAnsi="Times New Roman" w:cs="Times New Roman"/>
+      <w:b/>
+      <w:sz w:val="24"/>
+      <w:szCs w:val="20"/>
+      <w:u w:val="single"/>
+    </w:rPr>
+  </w:style>
+  <w:style w:type="character" w:customStyle="1" w:styleId="20">
+    <w:name w:val="Основен текст 2 Знак"/>
+    <w:basedOn w:val="a0"/>
+    <w:link w:val="2"/>
+    <w:semiHidden/>
+    <w:rsid w:val="005A6377"/>
+    <w:rPr>
+      <w:rFonts w:ascii="Times New Roman" w:eastAsia="Times New Roman" w:hAnsi="Times New Roman" w:cs="Times New Roman"/>
+      <w:b/>
+      <w:sz w:val="24"/>
+      <w:szCs w:val="20"/>
+      <w:u w:val="single"/>
+    </w:rPr>
   </w:style>
 </w:styles>
 </file>
